--- a/20260915/report.docx
+++ b/20260915/report.docx
@@ -53,104 +53,7 @@
         <w:rPr>
           <w:rFonts w:hint="eastAsia"/>
         </w:rPr>
-        <w:t>網路</w:t>
-      </w:r>
-      <w:proofErr w:type="gramStart"/>
-      <w:r>
-        <w:rPr>
-          <w:rFonts w:hint="eastAsia"/>
-        </w:rPr>
-        <w:t>診斷與容錯</w:t>
-      </w:r>
-      <w:proofErr w:type="gramEnd"/>
-    </w:p>
-    <w:p>
-      <w:pPr>
-        <w:rPr>
-          <w:rFonts w:hint="eastAsia"/>
-        </w:rPr>
-      </w:pPr>
-    </w:p>
-    <w:p>
-      <w:r>
-        <w:rPr>
-          <w:rFonts w:hint="eastAsia"/>
-        </w:rPr>
-        <w:t>參考文獻</w:t>
-      </w:r>
-      <w:r>
-        <w:rPr>
-          <w:rFonts w:hint="eastAsia"/>
-        </w:rPr>
-        <w:t xml:space="preserve">: </w:t>
-      </w:r>
-      <w:r>
-        <w:t xml:space="preserve">F. P. </w:t>
-      </w:r>
-      <w:proofErr w:type="spellStart"/>
-      <w:r>
-        <w:t>Preparata</w:t>
-      </w:r>
-      <w:proofErr w:type="spellEnd"/>
-      <w:r>
-        <w:t xml:space="preserve">, G. </w:t>
-      </w:r>
-      <w:proofErr w:type="spellStart"/>
-      <w:r>
-        <w:t>Metze</w:t>
-      </w:r>
-      <w:proofErr w:type="spellEnd"/>
-      <w:r>
-        <w:t xml:space="preserve"> and R. T. </w:t>
-      </w:r>
-      <w:proofErr w:type="spellStart"/>
-      <w:r>
-        <w:t>Chien</w:t>
-      </w:r>
-      <w:proofErr w:type="spellEnd"/>
-      <w:r>
-        <w:t xml:space="preserve">, "On the Connection Assignment Problem of Diagnosable Systems," in </w:t>
-      </w:r>
-      <w:r>
-        <w:rPr>
-          <w:rStyle w:val="a5"/>
-        </w:rPr>
-        <w:t>IEEE Transactions on Electronic Computers</w:t>
-      </w:r>
-      <w:r>
-        <w:t xml:space="preserve">, vol. EC-16, no. 6, pp. 848-854, Dec. 1967, </w:t>
-      </w:r>
-      <w:proofErr w:type="spellStart"/>
-      <w:r>
-        <w:t>doi</w:t>
-      </w:r>
-      <w:proofErr w:type="spellEnd"/>
-      <w:r>
-        <w:t>: 10.1109/PGEC.1967.264748.</w:t>
-      </w:r>
-    </w:p>
-    <w:p>
-      <w:pPr>
-        <w:rPr>
-          <w:rFonts w:hint="eastAsia"/>
-        </w:rPr>
-      </w:pPr>
-    </w:p>
-    <w:p>
-      <w:r>
-        <w:rPr>
-          <w:rFonts w:hint="eastAsia"/>
-        </w:rPr>
-        <w:t>關鍵字</w:t>
-      </w:r>
-      <w:r>
-        <w:rPr>
-          <w:rFonts w:hint="eastAsia"/>
-        </w:rPr>
-        <w:t xml:space="preserve">: </w:t>
-      </w:r>
-      <w:r>
-        <w:t>System testing;</w:t>
+        <w:t>網路診斷與容錯</w:t>
       </w:r>
       <w:r>
         <w:rPr>
@@ -159,115 +62,10 @@
         <w:t xml:space="preserve"> </w:t>
       </w:r>
       <w:r>
-        <w:t>Circuit faults;</w:t>
-      </w:r>
-      <w:r>
-        <w:rPr>
-          <w:rFonts w:hint="eastAsia"/>
-        </w:rPr>
-        <w:t xml:space="preserve"> </w:t>
-      </w:r>
-      <w:r>
-        <w:t xml:space="preserve">Fault </w:t>
-      </w:r>
-      <w:proofErr w:type="spellStart"/>
-      <w:proofErr w:type="gramStart"/>
-      <w:r>
-        <w:t>diagnosis;Automatic</w:t>
-      </w:r>
-      <w:proofErr w:type="spellEnd"/>
-      <w:proofErr w:type="gramEnd"/>
-      <w:r>
-        <w:t xml:space="preserve"> testing;</w:t>
-      </w:r>
-      <w:r>
-        <w:rPr>
-          <w:rFonts w:hint="eastAsia"/>
-        </w:rPr>
-        <w:t xml:space="preserve"> </w:t>
-      </w:r>
-      <w:r>
-        <w:t>Digital systems;</w:t>
-      </w:r>
-      <w:r>
-        <w:rPr>
-          <w:rFonts w:hint="eastAsia"/>
-        </w:rPr>
-        <w:t xml:space="preserve"> </w:t>
-      </w:r>
-      <w:r>
-        <w:t>Electronic equipment testing;</w:t>
-      </w:r>
-      <w:r>
-        <w:rPr>
-          <w:rFonts w:hint="eastAsia"/>
-        </w:rPr>
-        <w:t xml:space="preserve"> </w:t>
-      </w:r>
-      <w:r>
-        <w:t xml:space="preserve">Logic </w:t>
-      </w:r>
-      <w:proofErr w:type="spellStart"/>
-      <w:r>
-        <w:t>testing;Circuit</w:t>
-      </w:r>
-      <w:proofErr w:type="spellEnd"/>
-      <w:r>
-        <w:t xml:space="preserve"> testing;</w:t>
-      </w:r>
-      <w:r>
-        <w:rPr>
-          <w:rFonts w:hint="eastAsia"/>
-        </w:rPr>
-        <w:t xml:space="preserve"> </w:t>
-      </w:r>
-      <w:r>
-        <w:t>Power system modeling;</w:t>
-      </w:r>
-      <w:r>
-        <w:rPr>
-          <w:rFonts w:hint="eastAsia"/>
-        </w:rPr>
-        <w:t xml:space="preserve"> </w:t>
-      </w:r>
-      <w:r>
-        <w:t>Application software;</w:t>
-      </w:r>
-      <w:r>
-        <w:rPr>
-          <w:rFonts w:hint="eastAsia"/>
-        </w:rPr>
-        <w:t xml:space="preserve"> </w:t>
-      </w:r>
-      <w:r>
-        <w:t>Automatic diagnosis;</w:t>
-      </w:r>
-      <w:r>
-        <w:rPr>
-          <w:rFonts w:hint="eastAsia"/>
-        </w:rPr>
-        <w:t xml:space="preserve"> </w:t>
-      </w:r>
-      <w:r>
-        <w:t>digital systems;</w:t>
-      </w:r>
-      <w:r>
-        <w:rPr>
-          <w:rFonts w:hint="eastAsia"/>
-        </w:rPr>
-        <w:t xml:space="preserve"> </w:t>
-      </w:r>
-      <w:r>
-        <w:t xml:space="preserve">multiple </w:t>
-      </w:r>
-      <w:proofErr w:type="spellStart"/>
-      <w:r>
-        <w:t>faults;testing</w:t>
-      </w:r>
-      <w:proofErr w:type="spellEnd"/>
-      <w:r>
-        <w:t xml:space="preserve"> links</w:t>
-      </w:r>
+        <w:t>System-Level Diagnosis and recent results</w:t>
+      </w:r>
+      <w:bookmarkStart w:id="0" w:name="_GoBack"/>
+      <w:bookmarkEnd w:id="0"/>
     </w:p>
     <w:p/>
     <w:p>
@@ -275,6 +73,199 @@
         <w:rPr>
           <w:rFonts w:hint="eastAsia"/>
         </w:rPr>
+        <w:t>參考文獻</w:t>
+      </w:r>
+      <w:r>
+        <w:rPr>
+          <w:rFonts w:hint="eastAsia"/>
+        </w:rPr>
+        <w:t xml:space="preserve">: </w:t>
+      </w:r>
+      <w:r>
+        <w:t xml:space="preserve">F. P. </w:t>
+      </w:r>
+      <w:proofErr w:type="spellStart"/>
+      <w:r>
+        <w:t>Preparata</w:t>
+      </w:r>
+      <w:proofErr w:type="spellEnd"/>
+      <w:r>
+        <w:t xml:space="preserve">, G. </w:t>
+      </w:r>
+      <w:proofErr w:type="spellStart"/>
+      <w:r>
+        <w:t>Metze</w:t>
+      </w:r>
+      <w:proofErr w:type="spellEnd"/>
+      <w:r>
+        <w:t xml:space="preserve"> and R. T. </w:t>
+      </w:r>
+      <w:proofErr w:type="spellStart"/>
+      <w:r>
+        <w:t>Chien</w:t>
+      </w:r>
+      <w:proofErr w:type="spellEnd"/>
+      <w:r>
+        <w:t xml:space="preserve">, "On the Connection Assignment Problem of Diagnosable Systems," in </w:t>
+      </w:r>
+      <w:r>
+        <w:rPr>
+          <w:rStyle w:val="a5"/>
+        </w:rPr>
+        <w:t>IEEE Transactions on Electronic Computers</w:t>
+      </w:r>
+      <w:r>
+        <w:t xml:space="preserve">, vol. EC-16, no. 6, pp. 848-854, Dec. 1967, </w:t>
+      </w:r>
+      <w:proofErr w:type="spellStart"/>
+      <w:r>
+        <w:t>doi</w:t>
+      </w:r>
+      <w:proofErr w:type="spellEnd"/>
+      <w:r>
+        <w:t>: 10.1109/PGEC.1967.264748.</w:t>
+      </w:r>
+    </w:p>
+    <w:p/>
+    <w:p>
+      <w:r>
+        <w:rPr>
+          <w:rFonts w:hint="eastAsia"/>
+        </w:rPr>
+        <w:t>關鍵字</w:t>
+      </w:r>
+      <w:r>
+        <w:rPr>
+          <w:rFonts w:hint="eastAsia"/>
+        </w:rPr>
+        <w:t xml:space="preserve">: </w:t>
+      </w:r>
+      <w:r>
+        <w:t>System testing;</w:t>
+      </w:r>
+      <w:r>
+        <w:rPr>
+          <w:rFonts w:hint="eastAsia"/>
+        </w:rPr>
+        <w:t xml:space="preserve"> </w:t>
+      </w:r>
+      <w:r>
+        <w:t>Circuit faults;</w:t>
+      </w:r>
+      <w:r>
+        <w:rPr>
+          <w:rFonts w:hint="eastAsia"/>
+        </w:rPr>
+        <w:t xml:space="preserve"> </w:t>
+      </w:r>
+      <w:r>
+        <w:t xml:space="preserve">Fault </w:t>
+      </w:r>
+      <w:proofErr w:type="spellStart"/>
+      <w:proofErr w:type="gramStart"/>
+      <w:r>
+        <w:t>diagnosis;Automatic</w:t>
+      </w:r>
+      <w:proofErr w:type="spellEnd"/>
+      <w:proofErr w:type="gramEnd"/>
+      <w:r>
+        <w:t xml:space="preserve"> testing;</w:t>
+      </w:r>
+      <w:r>
+        <w:rPr>
+          <w:rFonts w:hint="eastAsia"/>
+        </w:rPr>
+        <w:t xml:space="preserve"> </w:t>
+      </w:r>
+      <w:r>
+        <w:t>Digital systems;</w:t>
+      </w:r>
+      <w:r>
+        <w:rPr>
+          <w:rFonts w:hint="eastAsia"/>
+        </w:rPr>
+        <w:t xml:space="preserve"> </w:t>
+      </w:r>
+      <w:r>
+        <w:t>Electronic equipment testing;</w:t>
+      </w:r>
+      <w:r>
+        <w:rPr>
+          <w:rFonts w:hint="eastAsia"/>
+        </w:rPr>
+        <w:t xml:space="preserve"> </w:t>
+      </w:r>
+      <w:r>
+        <w:t xml:space="preserve">Logic </w:t>
+      </w:r>
+      <w:proofErr w:type="spellStart"/>
+      <w:r>
+        <w:t>testing;Circuit</w:t>
+      </w:r>
+      <w:proofErr w:type="spellEnd"/>
+      <w:r>
+        <w:t xml:space="preserve"> testing;</w:t>
+      </w:r>
+      <w:r>
+        <w:rPr>
+          <w:rFonts w:hint="eastAsia"/>
+        </w:rPr>
+        <w:t xml:space="preserve"> </w:t>
+      </w:r>
+      <w:r>
+        <w:t>Power system modeling;</w:t>
+      </w:r>
+      <w:r>
+        <w:rPr>
+          <w:rFonts w:hint="eastAsia"/>
+        </w:rPr>
+        <w:t xml:space="preserve"> </w:t>
+      </w:r>
+      <w:r>
+        <w:t>Application software;</w:t>
+      </w:r>
+      <w:r>
+        <w:rPr>
+          <w:rFonts w:hint="eastAsia"/>
+        </w:rPr>
+        <w:t xml:space="preserve"> </w:t>
+      </w:r>
+      <w:r>
+        <w:t>Automatic diagnosis;</w:t>
+      </w:r>
+      <w:r>
+        <w:rPr>
+          <w:rFonts w:hint="eastAsia"/>
+        </w:rPr>
+        <w:t xml:space="preserve"> </w:t>
+      </w:r>
+      <w:r>
+        <w:t>digital systems;</w:t>
+      </w:r>
+      <w:r>
+        <w:rPr>
+          <w:rFonts w:hint="eastAsia"/>
+        </w:rPr>
+        <w:t xml:space="preserve"> </w:t>
+      </w:r>
+      <w:r>
+        <w:t xml:space="preserve">multiple </w:t>
+      </w:r>
+      <w:proofErr w:type="spellStart"/>
+      <w:r>
+        <w:t>faults;testing</w:t>
+      </w:r>
+      <w:proofErr w:type="spellEnd"/>
+      <w:r>
+        <w:t xml:space="preserve"> links</w:t>
+      </w:r>
+    </w:p>
+    <w:p/>
+    <w:p>
+      <w:r>
+        <w:rPr>
+          <w:rFonts w:hint="eastAsia"/>
+        </w:rPr>
         <w:t>簡介</w:t>
       </w:r>
       <w:r>
@@ -331,19 +322,8 @@
         <w:t>。</w:t>
       </w:r>
     </w:p>
+    <w:p/>
     <w:p>
-      <w:pPr>
-        <w:rPr>
-          <w:rFonts w:hint="eastAsia"/>
-        </w:rPr>
-      </w:pPr>
-    </w:p>
-    <w:p>
-      <w:pPr>
-        <w:rPr>
-          <w:rFonts w:hint="eastAsia"/>
-        </w:rPr>
-      </w:pPr>
       <w:r>
         <w:rPr>
           <w:rFonts w:hint="eastAsia"/>
@@ -549,14 +529,14 @@
         <w:rPr>
           <w:rFonts w:hint="eastAsia"/>
         </w:rPr>
-        <w:t>對壞點數量</w:t>
+        <w:t>對壞點數</w:t>
       </w:r>
       <w:proofErr w:type="gramEnd"/>
       <w:r>
         <w:rPr>
           <w:rFonts w:hint="eastAsia"/>
         </w:rPr>
-        <w:t>的容忍度</w:t>
+        <w:t>量的容忍度</w:t>
       </w:r>
       <w:r>
         <w:rPr>
@@ -804,11 +784,6 @@
       </w:r>
     </w:p>
     <w:p>
-      <w:pPr>
-        <w:rPr>
-          <w:rFonts w:hint="eastAsia"/>
-        </w:rPr>
-      </w:pPr>
       <w:r>
         <w:tab/>
       </w:r>
@@ -848,8 +823,6 @@
         </w:rPr>
         <w:t>系統各處已經具有的能力。最後比較好奇的是從這個主題延伸出去時，一個節點對相鄰節點透過網路執行的診斷法具體該怎麼實現。</w:t>
       </w:r>
-      <w:bookmarkStart w:id="0" w:name="_GoBack"/>
-      <w:bookmarkEnd w:id="0"/>
     </w:p>
     <w:sectPr>
       <w:pgSz w:w="11906" w:h="16838"/>
